--- a/Auto_XC/UT_Script/report_template/A超声现场-扬州-65-纬信.docx
+++ b/Auto_XC/UT_Script/report_template/A超声现场-扬州-65-纬信.docx
@@ -172,8 +172,6 @@
         </w:rPr>
         <w:t>江苏纬信工程咨询有限公司</w:t>
       </w:r>
-      <w:bookmarkStart w:id="0" w:name="_GoBack"/>
-      <w:bookmarkEnd w:id="0"/>
       <w:r>
         <w:rPr>
           <w:rFonts w:hint="default" w:ascii="Times New Roman" w:hAnsi="Times New Roman" w:cs="Times New Roman" w:eastAsiaTheme="minorEastAsia"/>
@@ -207,6 +205,8 @@
         </w:rPr>
         <w:t>这是报告的编号</w:t>
       </w:r>
+      <w:bookmarkStart w:id="0" w:name="_GoBack"/>
+      <w:bookmarkEnd w:id="0"/>
     </w:p>
     <w:tbl>
       <w:tblPr>
@@ -3230,9 +3230,10 @@
                           <w:pPr>
                             <w:spacing w:beforeLines="0" w:afterLines="0"/>
                             <w:rPr>
-                              <w:rFonts w:hint="eastAsia" w:ascii="Times New Roman" w:hAnsi="Times New Roman" w:eastAsia="Times New Roman"/>
+                              <w:rFonts w:hint="eastAsia" w:ascii="Times New Roman" w:hAnsi="Times New Roman" w:eastAsia="宋体"/>
                               <w:sz w:val="20"/>
                               <w:szCs w:val="22"/>
+                              <w:lang w:eastAsia="zh-CN"/>
                             </w:rPr>
                           </w:pPr>
                           <w:r>
@@ -3241,7 +3242,16 @@
                               <w:sz w:val="20"/>
                               <w:szCs w:val="22"/>
                             </w:rPr>
-                            <w:t>SZ-434-2-06-2022</w:t>
+                            <w:t>SZ-434-2-06-202</w:t>
+                          </w:r>
+                          <w:r>
+                            <w:rPr>
+                              <w:rFonts w:hint="eastAsia" w:ascii="Times New Roman" w:hAnsi="Times New Roman" w:eastAsia="宋体"/>
+                              <w:sz w:val="20"/>
+                              <w:szCs w:val="22"/>
+                              <w:lang w:val="en-US" w:eastAsia="zh-CN"/>
+                            </w:rPr>
+                            <w:t>4</w:t>
                           </w:r>
                         </w:p>
                       </w:txbxContent>
@@ -3266,9 +3276,10 @@
                     <w:pPr>
                       <w:spacing w:beforeLines="0" w:afterLines="0"/>
                       <w:rPr>
-                        <w:rFonts w:hint="eastAsia" w:ascii="Times New Roman" w:hAnsi="Times New Roman" w:eastAsia="Times New Roman"/>
+                        <w:rFonts w:hint="eastAsia" w:ascii="Times New Roman" w:hAnsi="Times New Roman" w:eastAsia="宋体"/>
                         <w:sz w:val="20"/>
                         <w:szCs w:val="22"/>
+                        <w:lang w:eastAsia="zh-CN"/>
                       </w:rPr>
                     </w:pPr>
                     <w:r>
@@ -3277,7 +3288,16 @@
                         <w:sz w:val="20"/>
                         <w:szCs w:val="22"/>
                       </w:rPr>
-                      <w:t>SZ-434-2-06-2022</w:t>
+                      <w:t>SZ-434-2-06-202</w:t>
+                    </w:r>
+                    <w:r>
+                      <w:rPr>
+                        <w:rFonts w:hint="eastAsia" w:ascii="Times New Roman" w:hAnsi="Times New Roman" w:eastAsia="宋体"/>
+                        <w:sz w:val="20"/>
+                        <w:szCs w:val="22"/>
+                        <w:lang w:val="en-US" w:eastAsia="zh-CN"/>
+                      </w:rPr>
+                      <w:t>4</w:t>
                     </w:r>
                   </w:p>
                 </w:txbxContent>
